--- a/pr-preview/pr-28/chapters/reproducible-environments.docx
+++ b/pr-preview/pr-28/chapters/reproducible-environments.docx
@@ -15,7 +15,7 @@
         <w:pStyle w:val="Date"/>
       </w:pPr>
       <w:r>
-        <w:t xml:space="preserve">Last modified: 2026-10-14 01:44:13 (PDT)</w:t>
+        <w:t xml:space="preserve">Last modified: 2026-10-14 01:53:35 (PDT)</w:t>
       </w:r>
     </w:p>
     <w:p>

--- a/pr-preview/pr-28/chapters/reproducible-environments.docx
+++ b/pr-preview/pr-28/chapters/reproducible-environments.docx
@@ -15,7 +15,7 @@
         <w:pStyle w:val="Date"/>
       </w:pPr>
       <w:r>
-        <w:t xml:space="preserve">Last modified: 2026-10-14 01:53:35 (PDT)</w:t>
+        <w:t xml:space="preserve">Last modified: 2026-10-14 04:01:08 (PDT)</w:t>
       </w:r>
     </w:p>
     <w:p>
@@ -851,7 +851,22 @@
         <w:t xml:space="preserve">renv::restore()</w:t>
       </w:r>
       <w:r>
-        <w:t xml:space="preserve">. Many projects put this call at the top of the config file, so you can just run scripts as is.</w:t>
+        <w:t xml:space="preserve">. Some projects call</w:t>
+      </w:r>
+      <w:r>
+        <w:t xml:space="preserve"> </w:t>
+      </w:r>
+      <w:r>
+        <w:rPr>
+          <w:rStyle w:val="VerbatimChar"/>
+        </w:rPr>
+        <w:t xml:space="preserve">renv::restore()</w:t>
+      </w:r>
+      <w:r>
+        <w:t xml:space="preserve"> </w:t>
+      </w:r>
+      <w:r>
+        <w:t xml:space="preserve">at the top of a setup or config script; if yours does, running that script restores the environment for you.</w:t>
       </w:r>
     </w:p>
     <w:p>

--- a/pr-preview/pr-28/chapters/reproducible-environments.docx
+++ b/pr-preview/pr-28/chapters/reproducible-environments.docx
@@ -15,7 +15,7 @@
         <w:pStyle w:val="Date"/>
       </w:pPr>
       <w:r>
-        <w:t xml:space="preserve">Last modified: 2026-10-14 04:01:08 (PDT)</w:t>
+        <w:t xml:space="preserve">Last modified: 2026-10-14 04:10:23 (PDT)</w:t>
       </w:r>
     </w:p>
     <w:p>
